--- a/Ausgabe/Klasse_7/01_Informatik_im_Alltag/02_Lehrerband.docx
+++ b/Ausgabe/Klasse_7/01_Informatik_im_Alltag/02_Lehrerband.docx
@@ -100,7 +100,7 @@
         <w:pStyle w:val="FirstParagraph"/>
       </w:pPr>
       <w:r>
-        <w:t xml:space="preserve">Die Stunde eröffnet den Informatikunterricht der Klassenstufe 7. Die Geschichte der Informatik wird bewusst als</w:t>
+        <w:t xml:space="preserve">Die Stunde eröffnet den Informatikunterricht der Klassenstufe 7. Sie verbindet zwei verbindliche Perspektiven des Lehrplans: den</w:t>
       </w:r>
       <w:r>
         <w:t xml:space="preserve"> </w:t>
@@ -110,13 +110,26 @@
           <w:bCs/>
           <w:b/>
         </w:rPr>
-        <w:t xml:space="preserve">motivierende Orientierung</w:t>
+        <w:t xml:space="preserve">Einblick in die Entwicklung von Informatik und Rechentechnik</w:t>
       </w:r>
       <w:r>
         <w:t xml:space="preserve"> </w:t>
       </w:r>
       <w:r>
-        <w:t xml:space="preserve">behandelt und nicht als Stoff zum Auswendiglernen. Namen und Jahreszahlen sind nicht für eine Leistungskontrolle vorgesehen.</w:t>
+        <w:t xml:space="preserve">sowie grundlegende aktuelle Entwicklungstendenzen</w:t>
+      </w:r>
+      <w:r>
+        <w:t xml:space="preserve"> </w:t>
+      </w:r>
+      <w:r>
+        <w:rPr>
+          <w:bCs/>
+          <w:b/>
+        </w:rPr>
+        <w:t xml:space="preserve">Digitalisierung, Automatisierung und Vernetzung</w:t>
+      </w:r>
+      <w:r>
+        <w:t xml:space="preserve">.</w:t>
       </w:r>
     </w:p>
     <w:p>
@@ -124,7 +137,7 @@
         <w:pStyle w:val="BodyText"/>
       </w:pPr>
       <w:r>
-        <w:t xml:space="preserve">Die Schülerinnen und Schüler erarbeiten in Gruppen ausgewählte Stationen der Entwicklung und stellen sie knapp vor. Der rote Faden lautet: Technische Entwicklungen entstehen, weil Menschen konkrete Probleme lösen wollen.</w:t>
+        <w:t xml:space="preserve">Die Geschichte wird bewusst als motivierende Orientierung behandelt. Namen und Jahreszahlen sind nicht für eine isolierte Abfrage vorgesehen. Der rote Faden lautet: Technische Entwicklungen entstehen, weil Menschen konkrete Probleme lösen wollen – und moderne Informatiksysteme verändern heute viele Lebensbereiche.</w:t>
       </w:r>
     </w:p>
     <w:p>
@@ -178,7 +191,7 @@
         <w:pStyle w:val="BlockText"/>
       </w:pPr>
       <w:r>
-        <w:t xml:space="preserve">Warum haben Menschen begonnen, Rechenmaschinen und später Computer zu entwickeln?</w:t>
+        <w:t xml:space="preserve">Warum haben Menschen Rechenmaschinen und Computer entwickelt – und warum werden heute immer mehr Dinge digital, automatisiert und vernetzt?</w:t>
       </w:r>
     </w:p>
     <w:p>
@@ -244,7 +257,7 @@
         <w:pStyle w:val="Compact"/>
       </w:pPr>
       <w:r>
-        <w:t xml:space="preserve">Informationen aus einem kurzen Sachtext entnehmen,</w:t>
+        <w:t xml:space="preserve">mechanische und elektronische Rechentechnik als Entwicklungsschritte einordnen,</w:t>
       </w:r>
     </w:p>
     <w:p>
@@ -256,7 +269,7 @@
         <w:pStyle w:val="Compact"/>
       </w:pPr>
       <w:r>
-        <w:t xml:space="preserve">Ergebnisse in einem sehr kurzen Gruppenbeitrag vorstellen,</w:t>
+        <w:t xml:space="preserve">Digitalisierung, Automatisierung und Vernetzung an Alltagsbeispielen unterscheiden,</w:t>
       </w:r>
     </w:p>
     <w:p>
@@ -268,7 +281,19 @@
         <w:pStyle w:val="Compact"/>
       </w:pPr>
       <w:r>
-        <w:t xml:space="preserve">Gemeinsamkeiten verschiedener Entwicklungsschritte erkennen.</w:t>
+        <w:t xml:space="preserve">Chancen und mögliche Folgen wie Datenschutz, Energiebedarf oder Abhängigkeit von Diensten benennen,</w:t>
+      </w:r>
+    </w:p>
+    <w:p>
+      <w:pPr>
+        <w:numPr>
+          <w:ilvl w:val="0"/>
+          <w:numId w:val="1001"/>
+        </w:numPr>
+        <w:pStyle w:val="Compact"/>
+      </w:pPr>
+      <w:r>
+        <w:t xml:space="preserve">Ergebnisse in einem kurzen Gruppenbeitrag vorstellen.</w:t>
       </w:r>
     </w:p>
     <w:p>
@@ -389,7 +414,7 @@
       </w:r>
     </w:p>
     <w:bookmarkEnd w:id="25"/>
-    <w:bookmarkStart w:id="31" w:name="unterrichtsverlauf"/>
+    <w:bookmarkStart w:id="32" w:name="unterrichtsverlauf"/>
     <w:p>
       <w:pPr>
         <w:pStyle w:val="Heading1"/>
@@ -398,13 +423,13 @@
         <w:t xml:space="preserve">Unterrichtsverlauf</w:t>
       </w:r>
     </w:p>
-    <w:bookmarkStart w:id="26" w:name="einstieg-und-aktivierung-ca.-5-minuten"/>
+    <w:bookmarkStart w:id="26" w:name="einstieg-und-aktivierung-ca.-4-minuten"/>
     <w:p>
       <w:pPr>
         <w:pStyle w:val="Heading2"/>
       </w:pPr>
       <w:r>
-        <w:t xml:space="preserve">1. Einstieg und Aktivierung – ca. 5 Minuten</w:t>
+        <w:t xml:space="preserve">1. Einstieg und Aktivierung – ca. 4 Minuten</w:t>
       </w:r>
     </w:p>
     <w:p>
@@ -420,7 +445,7 @@
         <w:pStyle w:val="BlockText"/>
       </w:pPr>
       <w:r>
-        <w:t xml:space="preserve">Wo begegnen euch heute Computer, auch wenn sie nicht wie ein PC aussehen?</w:t>
+        <w:t xml:space="preserve">Wo begegnen euch heute Informatiksysteme, auch wenn sie nicht wie ein PC aussehen?</w:t>
       </w:r>
     </w:p>
     <w:p>
@@ -428,7 +453,7 @@
         <w:pStyle w:val="FirstParagraph"/>
       </w:pPr>
       <w:r>
-        <w:t xml:space="preserve">Mögliche Nennungen: Smartphone, Auto, Fahrkartenautomat, Waschmaschine, Spielkonsole, Smartwatch.</w:t>
+        <w:t xml:space="preserve">Mögliche Nennungen: Smartphone, Auto, Fahrkartenautomat, Waschmaschine, Spielkonsole, Smartwatch, Smarthome-Gerät.</w:t>
       </w:r>
     </w:p>
     <w:p>
@@ -436,7 +461,7 @@
         <w:pStyle w:val="BodyText"/>
       </w:pPr>
       <w:r>
-        <w:t xml:space="preserve">Anschließend:</w:t>
+        <w:t xml:space="preserve">Anschließend kurz fragen:</w:t>
       </w:r>
     </w:p>
     <w:p>
@@ -445,14 +470,6 @@
       </w:pPr>
       <w:r>
         <w:t xml:space="preserve">Wie haben Menschen gerechnet und Informationen verarbeitet, bevor es Computer gab?</w:t>
-      </w:r>
-    </w:p>
-    <w:p>
-      <w:pPr>
-        <w:pStyle w:val="FirstParagraph"/>
-      </w:pPr>
-      <w:r>
-        <w:t xml:space="preserve">Die Antworten werden kurz gesammelt, aber nicht ausführlich bewertet.</w:t>
       </w:r>
     </w:p>
     <w:p>
@@ -533,7 +550,7 @@
         <w:pStyle w:val="Compact"/>
       </w:pPr>
       <w:r>
-        <w:t xml:space="preserve">Bedeutung für heutige Computer benennen.</w:t>
+        <w:t xml:space="preserve">Bedeutung für heutige Informatiksysteme benennen.</w:t>
       </w:r>
     </w:p>
     <w:p>
@@ -545,7 +562,7 @@
         <w:pStyle w:val="Compact"/>
       </w:pPr>
       <w:r>
-        <w:t xml:space="preserve">Einen Kurzvortrag von höchstens zwei Minuten vorbereiten.</w:t>
+        <w:t xml:space="preserve">Kurzvortrag von höchstens 90 Sekunden vorbereiten.</w:t>
       </w:r>
     </w:p>
     <w:p>
@@ -553,15 +570,20 @@
         <w:pStyle w:val="FirstParagraph"/>
       </w:pPr>
       <w:r>
-        <w:t xml:space="preserve">Hinweis an die Klasse:</w:t>
-      </w:r>
-    </w:p>
-    <w:p>
-      <w:pPr>
-        <w:pStyle w:val="BlockText"/>
-      </w:pPr>
-      <w:r>
-        <w:t xml:space="preserve">Ihr müsst euch keine Jahreszahlen merken. Entscheidend ist, welches Problem gelöst werden sollte und welche neue Idee daraus entstand.</w:t>
+        <w:t xml:space="preserve">Hinweis an die Klasse: Entscheidend sind</w:t>
+      </w:r>
+      <w:r>
+        <w:t xml:space="preserve"> </w:t>
+      </w:r>
+      <w:r>
+        <w:rPr>
+          <w:bCs/>
+          <w:b/>
+        </w:rPr>
+        <w:t xml:space="preserve">Problem, Idee und Bedeutung</w:t>
+      </w:r>
+      <w:r>
+        <w:t xml:space="preserve">, nicht Jahreszahlen.</w:t>
       </w:r>
     </w:p>
     <w:p>
@@ -572,13 +594,13 @@
       </w:r>
     </w:p>
     <w:bookmarkEnd w:id="27"/>
-    <w:bookmarkStart w:id="28" w:name="gruppenarbeit-ca.-17-minuten"/>
+    <w:bookmarkStart w:id="28" w:name="gruppenarbeit-ca.-14-minuten"/>
     <w:p>
       <w:pPr>
         <w:pStyle w:val="Heading2"/>
       </w:pPr>
       <w:r>
-        <w:t xml:space="preserve">3. Gruppenarbeit – ca. 17 Minuten</w:t>
+        <w:t xml:space="preserve">3. Gruppenarbeit – ca. 14 Minuten</w:t>
       </w:r>
     </w:p>
     <w:p>
@@ -586,15 +608,7 @@
         <w:pStyle w:val="FirstParagraph"/>
       </w:pPr>
       <w:r>
-        <w:t xml:space="preserve">Die Lehrkraft unterstützt vor allem beim Verdichten der Texte. Die Gruppen sollen keine vollständigen Referate schreiben, sondern drei bis vier klare Aussagen vorbereiten.</w:t>
-      </w:r>
-    </w:p>
-    <w:p>
-      <w:pPr>
-        <w:pStyle w:val="BodyText"/>
-      </w:pPr>
-      <w:r>
-        <w:t xml:space="preserve">Bei schwächeren Gruppen kann die Reihenfolge</w:t>
+        <w:t xml:space="preserve">Die Lehrkraft unterstützt beim Verdichten. Bei schwächeren Gruppen kann die Reihenfolge</w:t>
       </w:r>
       <w:r>
         <w:t xml:space="preserve"> </w:t>
@@ -610,7 +624,7 @@
         <w:t xml:space="preserve"> </w:t>
       </w:r>
       <w:r>
-        <w:t xml:space="preserve">sichtbar an die Tafel geschrieben werden.</w:t>
+        <w:t xml:space="preserve">sichtbar an der Tafel stehen.</w:t>
       </w:r>
     </w:p>
     <w:p>
@@ -621,13 +635,13 @@
       </w:r>
     </w:p>
     <w:bookmarkEnd w:id="28"/>
-    <w:bookmarkStart w:id="29" w:name="Xf57a6c76301879b68403e498248c2ce19e16139"/>
+    <w:bookmarkStart w:id="29" w:name="Xf726fdeb2de0ec9aaed19afcd373d133fe6b0cb"/>
     <w:p>
       <w:pPr>
         <w:pStyle w:val="Heading2"/>
       </w:pPr>
       <w:r>
-        <w:t xml:space="preserve">4. Kurzvorträge und Sicherung – ca. 15 Minuten</w:t>
+        <w:t xml:space="preserve">4. Kurzvorträge und historische Sicherung – ca. 12 Minuten</w:t>
       </w:r>
     </w:p>
     <w:p>
@@ -635,7 +649,7 @@
         <w:pStyle w:val="FirstParagraph"/>
       </w:pPr>
       <w:r>
-        <w:t xml:space="preserve">Jede Gruppe erhält maximal zwei Minuten. Die übrigen Schülerinnen und Schüler ergänzen die Tabelle im Arbeitsheft.</w:t>
+        <w:t xml:space="preserve">Die übrigen Schülerinnen und Schüler ergänzen die Tabelle im Arbeitsheft. Bei Zeitdruck reichen vier exemplarische Stationen; weitere können kurz von der Lehrkraft ergänzt werden.</w:t>
       </w:r>
     </w:p>
     <w:p>
@@ -643,7 +657,7 @@
         <w:pStyle w:val="BodyText"/>
       </w:pPr>
       <w:r>
-        <w:t xml:space="preserve">Bei Zeitdruck werden die Beiträge auf etwa 90 Sekunden begrenzt. Die Tabelle muss nicht wortgleich gefüllt sein; sinnvolle Stichpunkte genügen.</w:t>
+        <w:t xml:space="preserve">Wichtig ist die Entwicklungslinie von mechanischer zu elektronischer Informationsverarbeitung, nicht die Vollständigkeit der Technikgeschichte.</w:t>
       </w:r>
     </w:p>
     <w:p>
@@ -654,13 +668,13 @@
       </w:r>
     </w:p>
     <w:bookmarkEnd w:id="29"/>
-    <w:bookmarkStart w:id="30" w:name="abschluss-ca.-5-minuten"/>
+    <w:bookmarkStart w:id="30" w:name="X3bd41467348dc6c92ea7983191181328c8cc9dc"/>
     <w:p>
       <w:pPr>
         <w:pStyle w:val="Heading2"/>
       </w:pPr>
       <w:r>
-        <w:t xml:space="preserve">5. Abschluss – ca. 5 Minuten</w:t>
+        <w:t xml:space="preserve">5. Transfer: Digitalisierung – Automatisierung – Vernetzung – ca. 8 Minuten</w:t>
       </w:r>
     </w:p>
     <w:p>
@@ -668,116 +682,7 @@
         <w:pStyle w:val="FirstParagraph"/>
       </w:pPr>
       <w:r>
-        <w:t xml:space="preserve">Leitfrage erneut aufgreifen:</w:t>
-      </w:r>
-    </w:p>
-    <w:p>
-      <w:pPr>
-        <w:pStyle w:val="BlockText"/>
-      </w:pPr>
-      <w:r>
-        <w:t xml:space="preserve">Warum entstanden immer neue Rechenmaschinen und Computer?</w:t>
-      </w:r>
-    </w:p>
-    <w:p>
-      <w:pPr>
-        <w:pStyle w:val="FirstParagraph"/>
-      </w:pPr>
-      <w:r>
-        <w:t xml:space="preserve">Erwartete Kernaussage:</w:t>
-      </w:r>
-    </w:p>
-    <w:p>
-      <w:pPr>
-        <w:pStyle w:val="BlockText"/>
-      </w:pPr>
-      <w:r>
-        <w:t xml:space="preserve">Menschen wollten konkrete Aufgaben schneller, zuverlässiger oder automatisch lösen.</w:t>
-      </w:r>
-    </w:p>
-    <w:p>
-      <w:pPr>
-        <w:pStyle w:val="FirstParagraph"/>
-      </w:pPr>
-      <w:r>
-        <w:t xml:space="preserve">Gemeinsamer Merksatz:</w:t>
-      </w:r>
-    </w:p>
-    <w:p>
-      <w:pPr>
-        <w:pStyle w:val="BlockText"/>
-      </w:pPr>
-      <w:r>
-        <w:t xml:space="preserve">Computer sind nicht plötzlich entstanden. Viele Menschen entwickelten über lange Zeit Ideen, um Rechnen und Informationsverarbeitung zu erleichtern oder zu automatisieren.</w:t>
-      </w:r>
-    </w:p>
-    <w:p>
-      <w:r>
-        <w:pict>
-          <v:rect style="width:0;height:1.5pt" o:hralign="center" o:hrstd="t" o:hr="t"/>
-        </w:pict>
-      </w:r>
-    </w:p>
-    <w:p>
-      <w:r>
-        <w:br w:type="page"/>
-      </w:r>
-    </w:p>
-    <w:bookmarkEnd w:id="30"/>
-    <w:bookmarkEnd w:id="31"/>
-    <w:bookmarkStart w:id="32" w:name="ausblick"/>
-    <w:p>
-      <w:pPr>
-        <w:pStyle w:val="Heading1"/>
-      </w:pPr>
-      <w:r>
-        <w:t xml:space="preserve">Ausblick</w:t>
-      </w:r>
-    </w:p>
-    <w:p>
-      <w:pPr>
-        <w:pStyle w:val="FirstParagraph"/>
-      </w:pPr>
-      <w:r>
-        <w:t xml:space="preserve">Die Stunde endet mit der Frage:</w:t>
-      </w:r>
-    </w:p>
-    <w:p>
-      <w:pPr>
-        <w:pStyle w:val="BlockText"/>
-      </w:pPr>
-      <w:r>
-        <w:t xml:space="preserve">Könnt ihr euch vorstellen, eine ganze Sprache nur aus 0 und 1 zu gestalten?</w:t>
-      </w:r>
-    </w:p>
-    <w:p>
-      <w:pPr>
-        <w:pStyle w:val="FirstParagraph"/>
-      </w:pPr>
-      <w:r>
-        <w:t xml:space="preserve">Damit wird die nächste Stunde zur binären Informationsdarstellung vorbereitet.</w:t>
-      </w:r>
-    </w:p>
-    <w:p>
-      <w:r>
-        <w:pict>
-          <v:rect style="width:0;height:1.5pt" o:hralign="center" o:hrstd="t" o:hr="t"/>
-        </w:pict>
-      </w:r>
-    </w:p>
-    <w:p>
-      <w:r>
-        <w:br w:type="page"/>
-      </w:r>
-    </w:p>
-    <w:bookmarkEnd w:id="32"/>
-    <w:bookmarkStart w:id="33" w:name="typische-stolperstellen"/>
-    <w:p>
-      <w:pPr>
-        <w:pStyle w:val="Heading1"/>
-      </w:pPr>
-      <w:r>
-        <w:t xml:space="preserve">Typische Stolperstellen</w:t>
+        <w:t xml:space="preserve">Die Beispiele im Arbeitsheft gemeinsam zuordnen. Begriffe sauber trennen:</w:t>
       </w:r>
     </w:p>
     <w:p>
@@ -789,7 +694,17 @@
         <w:pStyle w:val="Compact"/>
       </w:pPr>
       <w:r>
-        <w:t xml:space="preserve">Die Gruppen verlieren sich in Lebensdaten. → Auf Problem, Idee und Bedeutung zurückführen.</w:t>
+        <w:rPr>
+          <w:bCs/>
+          <w:b/>
+        </w:rPr>
+        <w:t xml:space="preserve">Digitalisierung:</w:t>
+      </w:r>
+      <w:r>
+        <w:t xml:space="preserve"> </w:t>
+      </w:r>
+      <w:r>
+        <w:t xml:space="preserve">Informationen/Abläufe werden digital repräsentiert bzw. digital bearbeitbar.</w:t>
       </w:r>
     </w:p>
     <w:p>
@@ -801,7 +716,17 @@
         <w:pStyle w:val="Compact"/>
       </w:pPr>
       <w:r>
-        <w:t xml:space="preserve">Die Vorträge werden zu lang. → Zwei Minuten konsequent begrenzen.</w:t>
+        <w:rPr>
+          <w:bCs/>
+          <w:b/>
+        </w:rPr>
+        <w:t xml:space="preserve">Automatisierung:</w:t>
+      </w:r>
+      <w:r>
+        <w:t xml:space="preserve"> </w:t>
+      </w:r>
+      <w:r>
+        <w:t xml:space="preserve">Arbeitsschritte werden nach Regeln selbstständig ausgeführt.</w:t>
       </w:r>
     </w:p>
     <w:p>
@@ -813,7 +738,49 @@
         <w:pStyle w:val="Compact"/>
       </w:pPr>
       <w:r>
-        <w:t xml:space="preserve">Historische Aussagen werden zu absolut formuliert, etwa „der erste Computer“. → Bei umstrittenen Einordnungen lieber von „einem wichtigen Meilenstein“ sprechen.</w:t>
+        <w:rPr>
+          <w:bCs/>
+          <w:b/>
+        </w:rPr>
+        <w:t xml:space="preserve">Vernetzung:</w:t>
+      </w:r>
+      <w:r>
+        <w:t xml:space="preserve"> </w:t>
+      </w:r>
+      <w:r>
+        <w:t xml:space="preserve">Systeme tauschen Daten aus.</w:t>
+      </w:r>
+    </w:p>
+    <w:p>
+      <w:pPr>
+        <w:pStyle w:val="FirstParagraph"/>
+      </w:pPr>
+      <w:r>
+        <w:t xml:space="preserve">Ein Beispiel kann mehrere Merkmale besitzen. Gerade das ist didaktisch hilfreich.</w:t>
+      </w:r>
+    </w:p>
+    <w:p>
+      <w:pPr>
+        <w:pStyle w:val="BodyText"/>
+      </w:pPr>
+      <w:r>
+        <w:t xml:space="preserve">Mögliche Vertiefungsfrage:</w:t>
+      </w:r>
+    </w:p>
+    <w:p>
+      <w:pPr>
+        <w:pStyle w:val="BlockText"/>
+      </w:pPr>
+      <w:r>
+        <w:t xml:space="preserve">Was gewinnen wir dadurch – und welche neuen Probleme entstehen?</w:t>
+      </w:r>
+    </w:p>
+    <w:p>
+      <w:pPr>
+        <w:pStyle w:val="FirstParagraph"/>
+      </w:pPr>
+      <w:r>
+        <w:t xml:space="preserve">Schülernahe Aspekte: Komfort, Geschwindigkeit, Zusammenarbeit; gleichzeitig Datenschutz, Energieverbrauch, Abhängigkeit von Internet/Anbietern, Nachhaltigkeit.</w:t>
       </w:r>
     </w:p>
     <w:p>
@@ -823,19 +790,69 @@
         </w:pict>
       </w:r>
     </w:p>
+    <w:bookmarkEnd w:id="30"/>
+    <w:bookmarkStart w:id="31" w:name="abschluss-ca.-4-minuten"/>
+    <w:p>
+      <w:pPr>
+        <w:pStyle w:val="Heading2"/>
+      </w:pPr>
+      <w:r>
+        <w:t xml:space="preserve">6. Abschluss – ca. 4 Minuten</w:t>
+      </w:r>
+    </w:p>
+    <w:p>
+      <w:pPr>
+        <w:pStyle w:val="FirstParagraph"/>
+      </w:pPr>
+      <w:r>
+        <w:t xml:space="preserve">Erwartete Kernaussage:</w:t>
+      </w:r>
+    </w:p>
+    <w:p>
+      <w:pPr>
+        <w:pStyle w:val="BlockText"/>
+      </w:pPr>
+      <w:r>
+        <w:t xml:space="preserve">Menschen entwickelten Informatiksysteme, um Informationen schneller und zuverlässiger zu verarbeiten. Heute prägen Digitalisierung, Automatisierung und Vernetzung viele Lebensbereiche.</w:t>
+      </w:r>
+    </w:p>
+    <w:p>
+      <w:pPr>
+        <w:pStyle w:val="FirstParagraph"/>
+      </w:pPr>
+      <w:r>
+        <w:t xml:space="preserve">Ausblick:</w:t>
+      </w:r>
+    </w:p>
+    <w:p>
+      <w:pPr>
+        <w:pStyle w:val="BlockText"/>
+      </w:pPr>
+      <w:r>
+        <w:t xml:space="preserve">Wie kann ein Computer mit nur zwei Zuständen sehr viele verschiedene Informationen darstellen?</w:t>
+      </w:r>
+    </w:p>
+    <w:p>
+      <w:r>
+        <w:pict>
+          <v:rect style="width:0;height:1.5pt" o:hralign="center" o:hrstd="t" o:hr="t"/>
+        </w:pict>
+      </w:r>
+    </w:p>
     <w:p>
       <w:r>
         <w:br w:type="page"/>
       </w:r>
     </w:p>
-    <w:bookmarkEnd w:id="33"/>
-    <w:bookmarkStart w:id="34" w:name="wenn-heute-weniger-zeit-ist"/>
+    <w:bookmarkEnd w:id="31"/>
+    <w:bookmarkEnd w:id="32"/>
+    <w:bookmarkStart w:id="33" w:name="typische-stolperstellen"/>
     <w:p>
       <w:pPr>
         <w:pStyle w:val="Heading1"/>
       </w:pPr>
       <w:r>
-        <w:t xml:space="preserve">Wenn heute weniger Zeit ist</w:t>
+        <w:t xml:space="preserve">Typische Stolperstellen</w:t>
       </w:r>
     </w:p>
     <w:p>
@@ -847,7 +864,7 @@
         <w:pStyle w:val="Compact"/>
       </w:pPr>
       <w:r>
-        <w:t xml:space="preserve">Die Einstiegsdiskussion auf zwei Minuten kürzen.</w:t>
+        <w:t xml:space="preserve">Die Gruppen verlieren sich in Lebensdaten. → Auf Problem, Idee und Bedeutung zurückführen.</w:t>
       </w:r>
     </w:p>
     <w:p>
@@ -859,7 +876,7 @@
         <w:pStyle w:val="Compact"/>
       </w:pPr>
       <w:r>
-        <w:t xml:space="preserve">Die Gruppenpräsentationen auf 60–90 Sekunden begrenzen.</w:t>
+        <w:t xml:space="preserve">„Digital = automatisch.“ → Mit einem eingescannten, aber nicht automatisch verarbeiteten Arbeitsblatt gegenhalten.</w:t>
       </w:r>
     </w:p>
     <w:p>
@@ -871,7 +888,41 @@
         <w:pStyle w:val="Compact"/>
       </w:pPr>
       <w:r>
-        <w:t xml:space="preserve">Die letzte Spalte der Übersicht nur mündlich sichern.</w:t>
+        <w:t xml:space="preserve">„Vernetzt = Internet.“ → Auch Bluetooth-Verbindung oder Schulnetz sind Vernetzung.</w:t>
+      </w:r>
+    </w:p>
+    <w:p>
+      <w:pPr>
+        <w:numPr>
+          <w:ilvl w:val="0"/>
+          <w:numId w:val="1005"/>
+        </w:numPr>
+        <w:pStyle w:val="Compact"/>
+      </w:pPr>
+      <w:r>
+        <w:t xml:space="preserve">Historische Aussagen werden zu absolut formuliert, etwa „der erste Computer“. → Besser von wichtigen Meilensteinen sprechen.</w:t>
+      </w:r>
+    </w:p>
+    <w:p>
+      <w:r>
+        <w:pict>
+          <v:rect style="width:0;height:1.5pt" o:hralign="center" o:hrstd="t" o:hr="t"/>
+        </w:pict>
+      </w:r>
+    </w:p>
+    <w:p>
+      <w:r>
+        <w:br w:type="page"/>
+      </w:r>
+    </w:p>
+    <w:bookmarkEnd w:id="33"/>
+    <w:bookmarkStart w:id="34" w:name="wenn-heute-weniger-zeit-ist"/>
+    <w:p>
+      <w:pPr>
+        <w:pStyle w:val="Heading1"/>
+      </w:pPr>
+      <w:r>
+        <w:t xml:space="preserve">Wenn heute weniger Zeit ist</w:t>
       </w:r>
     </w:p>
     <w:p>
@@ -879,23 +930,7 @@
         <w:pStyle w:val="FirstParagraph"/>
       </w:pPr>
       <w:r>
-        <w:t xml:space="preserve">Die Abschlussfrage und der Ausblick auf</w:t>
-      </w:r>
-      <w:r>
-        <w:t xml:space="preserve"> </w:t>
-      </w:r>
-      <w:r>
-        <w:rPr>
-          <w:bCs/>
-          <w:b/>
-        </w:rPr>
-        <w:t xml:space="preserve">0 und 1</w:t>
-      </w:r>
-      <w:r>
-        <w:t xml:space="preserve"> </w:t>
-      </w:r>
-      <w:r>
-        <w:t xml:space="preserve">sollten erhalten bleiben.</w:t>
+        <w:t xml:space="preserve">Historische Gruppenphase auf vier Stationen begrenzen und die Transferphase zu Digitalisierung/Automatisierung/Vernetzung unbedingt beibehalten, da diese ausdrücklich zum verbindlichen Lehrplaninhalt gehört.</w:t>
       </w:r>
     </w:p>
     <w:p>
@@ -2700,7 +2735,7 @@
       </w:r>
     </w:p>
     <w:bookmarkEnd w:id="52"/>
-    <w:bookmarkStart w:id="53" w:name="ausblick-1"/>
+    <w:bookmarkStart w:id="53" w:name="ausblick"/>
     <w:p>
       <w:pPr>
         <w:pStyle w:val="Heading2"/>
@@ -4917,7 +4952,7 @@
       </w:r>
     </w:p>
     <w:bookmarkEnd w:id="92"/>
-    <w:bookmarkStart w:id="93" w:name="ausblick-2"/>
+    <w:bookmarkStart w:id="93" w:name="ausblick-1"/>
     <w:p>
       <w:pPr>
         <w:pStyle w:val="Heading2"/>
@@ -6704,7 +6739,7 @@
       </w:r>
     </w:p>
     <w:bookmarkEnd w:id="128"/>
-    <w:bookmarkStart w:id="129" w:name="ausblick-3"/>
+    <w:bookmarkStart w:id="129" w:name="ausblick-2"/>
     <w:p>
       <w:pPr>
         <w:pStyle w:val="Heading2"/>
@@ -7287,7 +7322,7 @@
       </w:r>
     </w:p>
     <w:bookmarkEnd w:id="139"/>
-    <w:bookmarkStart w:id="140" w:name="ausblick-4"/>
+    <w:bookmarkStart w:id="140" w:name="ausblick-3"/>
     <w:p>
       <w:pPr>
         <w:pStyle w:val="Heading2"/>
@@ -7311,13 +7346,13 @@
     </w:p>
     <w:bookmarkEnd w:id="140"/>
     <w:bookmarkEnd w:id="141"/>
-    <w:bookmarkStart w:id="148" w:name="X75e07a553be5098c511cb9697e088402a8eb533"/>
+    <w:bookmarkStart w:id="150" w:name="Xb5976083e18c59b541dec72de0ce9cf3978a8d6"/>
     <w:p>
       <w:pPr>
         <w:pStyle w:val="Heading1"/>
       </w:pPr>
       <w:r>
-        <w:t xml:space="preserve">Lehrerband – 15 bis 17 Informatiksysteme und Dateien</w:t>
+        <w:t xml:space="preserve">Lehrerband – 07 bis 09 Informatiksysteme und Dateien</w:t>
       </w:r>
     </w:p>
     <w:bookmarkStart w:id="142" w:name="einordnung-5"/>
@@ -7334,17 +7369,33 @@
         <w:pStyle w:val="FirstParagraph"/>
       </w:pPr>
       <w:r>
-        <w:t xml:space="preserve">Die drei Einzelstunden schließen Pflichtinhalte des Lernbereichs „Informatik im Alltag“: Hardware/Software, Speicher und grundlegende Dateioperationen.</w:t>
+        <w:t xml:space="preserve">Die drei Einzelstunden schließen zentrale Pflichtinhalte des Lernbereichs „Informatik im Alltag“ ab: allgemeiner Aufbau eines Informatiksystems, Hardware/Software, Lizenzformen, Speicher sowie Datei- und Ordneroperationen. Die Lehrkraft sollte hier bewusst vom reinen Bedienen zu</w:t>
+      </w:r>
+      <w:r>
+        <w:t xml:space="preserve"> </w:t>
+      </w:r>
+      <w:r>
+        <w:rPr>
+          <w:bCs/>
+          <w:b/>
+        </w:rPr>
+        <w:t xml:space="preserve">Begründen und Vergleichen</w:t>
+      </w:r>
+      <w:r>
+        <w:t xml:space="preserve"> </w:t>
+      </w:r>
+      <w:r>
+        <w:t xml:space="preserve">führen.</w:t>
       </w:r>
     </w:p>
     <w:bookmarkEnd w:id="142"/>
-    <w:bookmarkStart w:id="143" w:name="stunde-15-hardware-und-software"/>
+    <w:bookmarkStart w:id="144" w:name="X3cda5124a9502f5969cf5b0737279f135778813"/>
     <w:p>
       <w:pPr>
         <w:pStyle w:val="Heading2"/>
       </w:pPr>
       <w:r>
-        <w:t xml:space="preserve">Stunde 15 – Hardware und Software</w:t>
+        <w:t xml:space="preserve">Stunde 07 – Hardware, Software und Systembereitschaft</w:t>
       </w:r>
     </w:p>
     <w:p>
@@ -7368,14 +7419,14 @@
     <w:tbl>
       <w:tblPr>
         <w:tblStyle w:val="Table"/>
-        <w:tblW w:type="auto" w:w="0"/>
+        <w:tblW w:type="pct" w:w="5000"/>
         <w:tblLook w:firstRow="1" w:lastRow="0" w:firstColumn="0" w:lastColumn="0" w:noHBand="0" w:noVBand="0" w:val="0020"/>
         <w:jc w:val="start"/>
       </w:tblPr>
       <w:tblGrid>
-        <w:gridCol w:w="2640"/>
-        <w:gridCol w:w="2640"/>
-        <w:gridCol w:w="2640"/>
+        <w:gridCol w:w="3168"/>
+        <w:gridCol w:w="2376"/>
+        <w:gridCol w:w="2376"/>
       </w:tblGrid>
       <w:tr>
         <w:trPr>
@@ -7451,7 +7502,7 @@
               <w:jc w:val="left"/>
             </w:pPr>
             <w:r>
-              <w:t xml:space="preserve">EVAS und Informationsverarbeitung</w:t>
+              <w:t xml:space="preserve">EVA und Informationsverarbeitung</w:t>
             </w:r>
           </w:p>
         </w:tc>
@@ -7465,7 +7516,7 @@
               <w:jc w:val="right"/>
             </w:pPr>
             <w:r>
-              <w:t xml:space="preserve">7 min</w:t>
+              <w:t xml:space="preserve">6 min</w:t>
             </w:r>
           </w:p>
         </w:tc>
@@ -7489,7 +7540,7 @@
               <w:jc w:val="left"/>
             </w:pPr>
             <w:r>
-              <w:t xml:space="preserve">Smartphone zerlegen: Was ist Gerät, was Programm?</w:t>
+              <w:t xml:space="preserve">Smartphone/PC: Was ist Gerät, was Programm?</w:t>
             </w:r>
           </w:p>
         </w:tc>
@@ -7503,7 +7554,7 @@
               <w:jc w:val="right"/>
             </w:pPr>
             <w:r>
-              <w:t xml:space="preserve">12 min</w:t>
+              <w:t xml:space="preserve">10 min</w:t>
             </w:r>
           </w:p>
         </w:tc>
@@ -7527,7 +7578,45 @@
               <w:jc w:val="left"/>
             </w:pPr>
             <w:r>
-              <w:t xml:space="preserve">Hardware, Software, Betriebssystem, Anwendung</w:t>
+              <w:t xml:space="preserve">Hardware, Software, Betriebssystem, Anwendung, Tool</w:t>
+            </w:r>
+          </w:p>
+        </w:tc>
+      </w:tr>
+      <w:tr>
+        <w:tc>
+          <w:tcPr/>
+          <w:p>
+            <w:pPr>
+              <w:pStyle w:val="Compact"/>
+              <w:jc w:val="right"/>
+            </w:pPr>
+            <w:r>
+              <w:t xml:space="preserve">8 min</w:t>
+            </w:r>
+          </w:p>
+        </w:tc>
+        <w:tc>
+          <w:tcPr/>
+          <w:p>
+            <w:pPr>
+              <w:pStyle w:val="Compact"/>
+              <w:jc w:val="left"/>
+            </w:pPr>
+            <w:r>
+              <w:t xml:space="preserve">Modell</w:t>
+            </w:r>
+          </w:p>
+        </w:tc>
+        <w:tc>
+          <w:tcPr/>
+          <w:p>
+            <w:pPr>
+              <w:pStyle w:val="Compact"/>
+              <w:jc w:val="left"/>
+            </w:pPr>
+            <w:r>
+              <w:t xml:space="preserve">Blockbild Eingabe – Verarbeitung – Ausgabe – Speicher</w:t>
             </w:r>
           </w:p>
         </w:tc>
@@ -7565,7 +7654,7 @@
               <w:jc w:val="left"/>
             </w:pPr>
             <w:r>
-              <w:t xml:space="preserve">Prozessor und Speicher</w:t>
+              <w:t xml:space="preserve">technische Angaben und Prozessor; einzelne Kennzahlen nicht überbewerten</w:t>
             </w:r>
           </w:p>
         </w:tc>
@@ -7579,7 +7668,7 @@
               <w:jc w:val="right"/>
             </w:pPr>
             <w:r>
-              <w:t xml:space="preserve">10 min</w:t>
+              <w:t xml:space="preserve">6 min</w:t>
             </w:r>
           </w:p>
         </w:tc>
@@ -7591,7 +7680,7 @@
               <w:jc w:val="left"/>
             </w:pPr>
             <w:r>
-              <w:t xml:space="preserve">Übung</w:t>
+              <w:t xml:space="preserve">Lizenzformen</w:t>
             </w:r>
           </w:p>
         </w:tc>
@@ -7603,7 +7692,7 @@
               <w:jc w:val="left"/>
             </w:pPr>
             <w:r>
-              <w:t xml:space="preserve">Zuordnungen / Alltagssysteme</w:t>
+              <w:t xml:space="preserve">kostenpflichtig/kostenlos und proprietär/Open Source getrennt betrachten</w:t>
             </w:r>
           </w:p>
         </w:tc>
@@ -7617,7 +7706,7 @@
               <w:jc w:val="right"/>
             </w:pPr>
             <w:r>
-              <w:t xml:space="preserve">5 min</w:t>
+              <w:t xml:space="preserve">4 min</w:t>
             </w:r>
           </w:p>
         </w:tc>
@@ -7641,28 +7730,80 @@
               <w:jc w:val="left"/>
             </w:pPr>
             <w:r>
-              <w:t xml:space="preserve">Zusammenspiel</w:t>
+              <w:t xml:space="preserve">Zusammenspiel und Merksatz</w:t>
             </w:r>
           </w:p>
         </w:tc>
       </w:tr>
     </w:tbl>
+    <w:bookmarkStart w:id="143" w:name="hinweise-für-fachfremd-unterrichtende"/>
+    <w:p>
+      <w:pPr>
+        <w:pStyle w:val="Heading3"/>
+      </w:pPr>
+      <w:r>
+        <w:t xml:space="preserve">Hinweise für fachfremd Unterrichtende</w:t>
+      </w:r>
+    </w:p>
+    <w:p>
+      <w:pPr>
+        <w:pStyle w:val="FirstParagraph"/>
+      </w:pPr>
+      <w:r>
+        <w:rPr>
+          <w:bCs/>
+          <w:b/>
+        </w:rPr>
+        <w:t xml:space="preserve">Betriebssystem</w:t>
+      </w:r>
+      <w:r>
+        <w:t xml:space="preserve"> </w:t>
+      </w:r>
+      <w:r>
+        <w:t xml:space="preserve">und</w:t>
+      </w:r>
+      <w:r>
+        <w:t xml:space="preserve"> </w:t>
+      </w:r>
+      <w:r>
+        <w:rPr>
+          <w:bCs/>
+          <w:b/>
+        </w:rPr>
+        <w:t xml:space="preserve">Anwendungssoftware</w:t>
+      </w:r>
+      <w:r>
+        <w:t xml:space="preserve"> </w:t>
+      </w:r>
+      <w:r>
+        <w:t xml:space="preserve">nicht vermischen. Das Betriebssystem verwaltet grundlegende Ressourcen und stellt Funktionen bereit; Anwendungen lösen konkrete Nutzeraufgaben.</w:t>
+      </w:r>
+    </w:p>
     <w:p>
       <w:pPr>
         <w:pStyle w:val="BodyText"/>
       </w:pPr>
       <w:r>
-        <w:t xml:space="preserve">Lizenzformen nur grundlegend unterscheiden; keine juristischen Detailfragen.</w:t>
+        <w:t xml:space="preserve">Bei Lizenzen zwei Dimensionen trennen: Preis und Nutzungs-/Quelltextrechte. Kostenlos nutzbar ist nicht automatisch Open Source. Juristische Lizenzdetails sind nicht Ziel der Stunde.</w:t>
+      </w:r>
+    </w:p>
+    <w:p>
+      <w:pPr>
+        <w:pStyle w:val="BodyText"/>
+      </w:pPr>
+      <w:r>
+        <w:t xml:space="preserve">Die Systembereitschaft kann direkt am Schulgerät geübt werden: Start/Anmeldung, Netzwerkstatus, Anwendung öffnen. Fehlermeldungen sollen gelesen und nicht reflexartig geschlossen werden.</w:t>
       </w:r>
     </w:p>
     <w:bookmarkEnd w:id="143"/>
-    <w:bookmarkStart w:id="144" w:name="stunde-16-speicher"/>
+    <w:bookmarkEnd w:id="144"/>
+    <w:bookmarkStart w:id="145" w:name="stunde-08-speicher"/>
     <w:p>
       <w:pPr>
         <w:pStyle w:val="Heading2"/>
       </w:pPr>
       <w:r>
-        <w:t xml:space="preserve">Stunde 16 – Speicher</w:t>
+        <w:t xml:space="preserve">Stunde 08 – Speicher</w:t>
       </w:r>
     </w:p>
     <w:p>
@@ -7688,7 +7829,115 @@
         <w:pStyle w:val="BodyText"/>
       </w:pPr>
       <w:r>
-        <w:t xml:space="preserve">Schwerpunkte: flüchtig/nichtflüchtig, lokal/vernetzt/Cloud, Bit/Byte, Größenordnungen, Backup.</w:t>
+        <w:t xml:space="preserve">Schwerpunkte:</w:t>
+      </w:r>
+    </w:p>
+    <w:p>
+      <w:pPr>
+        <w:numPr>
+          <w:ilvl w:val="0"/>
+          <w:numId w:val="1038"/>
+        </w:numPr>
+        <w:pStyle w:val="Compact"/>
+      </w:pPr>
+      <w:r>
+        <w:t xml:space="preserve">flüchtig/nichtflüchtig,</w:t>
+      </w:r>
+    </w:p>
+    <w:p>
+      <w:pPr>
+        <w:numPr>
+          <w:ilvl w:val="0"/>
+          <w:numId w:val="1038"/>
+        </w:numPr>
+        <w:pStyle w:val="Compact"/>
+      </w:pPr>
+      <w:r>
+        <w:t xml:space="preserve">Zugriffsart und Zugriffszeit,</w:t>
+      </w:r>
+    </w:p>
+    <w:p>
+      <w:pPr>
+        <w:numPr>
+          <w:ilvl w:val="0"/>
+          <w:numId w:val="1038"/>
+        </w:numPr>
+        <w:pStyle w:val="Compact"/>
+      </w:pPr>
+      <w:r>
+        <w:t xml:space="preserve">Zuverlässigkeit,</w:t>
+      </w:r>
+    </w:p>
+    <w:p>
+      <w:pPr>
+        <w:numPr>
+          <w:ilvl w:val="0"/>
+          <w:numId w:val="1038"/>
+        </w:numPr>
+        <w:pStyle w:val="Compact"/>
+      </w:pPr>
+      <w:r>
+        <w:t xml:space="preserve">interne und externe Bauformen,</w:t>
+      </w:r>
+    </w:p>
+    <w:p>
+      <w:pPr>
+        <w:numPr>
+          <w:ilvl w:val="0"/>
+          <w:numId w:val="1038"/>
+        </w:numPr>
+        <w:pStyle w:val="Compact"/>
+      </w:pPr>
+      <w:r>
+        <w:t xml:space="preserve">lokal, Wechselmedium, Netzwerk und Cloud,</w:t>
+      </w:r>
+    </w:p>
+    <w:p>
+      <w:pPr>
+        <w:numPr>
+          <w:ilvl w:val="0"/>
+          <w:numId w:val="1038"/>
+        </w:numPr>
+        <w:pStyle w:val="Compact"/>
+      </w:pPr>
+      <w:r>
+        <w:t xml:space="preserve">Bit/Byte und Größenordnungen,</w:t>
+      </w:r>
+    </w:p>
+    <w:p>
+      <w:pPr>
+        <w:numPr>
+          <w:ilvl w:val="0"/>
+          <w:numId w:val="1038"/>
+        </w:numPr>
+        <w:pStyle w:val="Compact"/>
+      </w:pPr>
+      <w:r>
+        <w:t xml:space="preserve">Backup als Anwendung des Zuverlässigkeitsgedankens.</w:t>
+      </w:r>
+    </w:p>
+    <w:p>
+      <w:pPr>
+        <w:pStyle w:val="FirstParagraph"/>
+      </w:pPr>
+      <w:r>
+        <w:t xml:space="preserve">Praxisnah mit realen Datenträgern bzw. Geräteangaben arbeiten. Statt Produkte zu bewerten, den</w:t>
+      </w:r>
+      <w:r>
+        <w:t xml:space="preserve"> </w:t>
+      </w:r>
+      <w:r>
+        <w:rPr>
+          <w:bCs/>
+          <w:b/>
+        </w:rPr>
+        <w:t xml:space="preserve">Einsatzzweck</w:t>
+      </w:r>
+      <w:r>
+        <w:t xml:space="preserve"> </w:t>
+      </w:r>
+      <w:r>
+        <w:t xml:space="preserve">in den Mittelpunkt stellen: Ein schneller interner Speicher löst eine andere Aufgabe als ein transportabler USB-Stick oder ein gemeinsamer Cloud-/Netzwerkspeicher.</w:t>
       </w:r>
     </w:p>
     <w:p>
@@ -7696,17 +7945,17 @@
         <w:pStyle w:val="BodyText"/>
       </w:pPr>
       <w:r>
-        <w:t xml:space="preserve">Praxisnah mit realen Datenträgern bzw. Geräteangaben arbeiten.</w:t>
-      </w:r>
-    </w:p>
-    <w:bookmarkEnd w:id="144"/>
-    <w:bookmarkStart w:id="145" w:name="stunde-17-dateien-ordner-und-pfade"/>
+        <w:t xml:space="preserve">Typische Schülerfrage: „Ist die Cloud sicherer?“ – Keine pauschale Antwort geben. Zuverlässigkeit hängt unter anderem von Anbieter, Zugangsschutz, Backup, Netzwerkverfügbarkeit und eigener Nutzung ab.</w:t>
+      </w:r>
+    </w:p>
+    <w:bookmarkEnd w:id="145"/>
+    <w:bookmarkStart w:id="147" w:name="X94ea493c3538b556be9bf755f321c0d03d79c84"/>
     <w:p>
       <w:pPr>
         <w:pStyle w:val="Heading2"/>
       </w:pPr>
       <w:r>
-        <w:t xml:space="preserve">Stunde 17 – Dateien, Ordner und Pfade</w:t>
+        <w:t xml:space="preserve">Stunde 09 – Dateien, Ordner und Fehlermeldungen</w:t>
       </w:r>
     </w:p>
     <w:p>
@@ -7724,7 +7973,7 @@
         <w:t xml:space="preserve"> </w:t>
       </w:r>
       <w:r>
-        <w:t xml:space="preserve">Wie organisieren wir Daten so, dass wir sie zuverlässig wiederfinden?</w:t>
+        <w:t xml:space="preserve">Wie organisieren wir Daten so, dass wir sie zuverlässig wiederfinden und Fehler selbst eingrenzen können?</w:t>
       </w:r>
     </w:p>
     <w:p>
@@ -7732,77 +7981,319 @@
         <w:pStyle w:val="BodyText"/>
       </w:pPr>
       <w:r>
-        <w:t xml:space="preserve">Schwerpunkte: Datei, Dateityp, Ordner, Pfad, sinnvolle Namen sowie Erzeugen, Kopieren, Verschieben, Umbenennen und Löschen.</w:t>
-      </w:r>
-    </w:p>
-    <w:p>
-      <w:pPr>
-        <w:pStyle w:val="BodyText"/>
-      </w:pPr>
-      <w:r>
-        <w:t xml:space="preserve">Der Praxisauftrag sollte möglichst am tatsächlich verwendeten Schulnetz bzw. der Lernplattform durchgeführt werden.</w:t>
-      </w:r>
-    </w:p>
-    <w:bookmarkEnd w:id="145"/>
-    <w:bookmarkStart w:id="146" w:name="typische-fehlvorstellungen-5"/>
-    <w:p>
-      <w:pPr>
-        <w:pStyle w:val="Heading2"/>
-      </w:pPr>
-      <w:r>
-        <w:t xml:space="preserve">Typische Fehlvorstellungen</w:t>
+        <w:t xml:space="preserve">Schwerpunkte:</w:t>
       </w:r>
     </w:p>
     <w:p>
       <w:pPr>
         <w:numPr>
           <w:ilvl w:val="0"/>
-          <w:numId w:val="1038"/>
+          <w:numId w:val="1039"/>
         </w:numPr>
         <w:pStyle w:val="Compact"/>
       </w:pPr>
       <w:r>
-        <w:t xml:space="preserve">„Software = App“ – Betriebssysteme und Werkzeuge sind ebenfalls Software.</w:t>
+        <w:t xml:space="preserve">Datei und Dateityp; Zusammenhang zwischen Dateityp und geeigneter Anwendung,</w:t>
       </w:r>
     </w:p>
     <w:p>
       <w:pPr>
         <w:numPr>
           <w:ilvl w:val="0"/>
-          <w:numId w:val="1038"/>
+          <w:numId w:val="1039"/>
         </w:numPr>
         <w:pStyle w:val="Compact"/>
       </w:pPr>
       <w:r>
-        <w:t xml:space="preserve">„Cloud ist kein richtiger Speicher“ – Cloudspeicher liegt auf entfernten realen Informatiksystemen.</w:t>
+        <w:t xml:space="preserve">Ordner und Pfad,</w:t>
       </w:r>
     </w:p>
     <w:p>
       <w:pPr>
         <w:numPr>
           <w:ilvl w:val="0"/>
-          <w:numId w:val="1038"/>
+          <w:numId w:val="1039"/>
         </w:numPr>
         <w:pStyle w:val="Compact"/>
       </w:pPr>
       <w:r>
-        <w:t xml:space="preserve">„Kopieren und Verschieben sind dasselbe“ – beim Kopieren bleibt das Original erhalten.</w:t>
+        <w:t xml:space="preserve">sinnvolle Datei- und Ordnernamen,</w:t>
       </w:r>
     </w:p>
     <w:p>
       <w:pPr>
         <w:numPr>
           <w:ilvl w:val="0"/>
-          <w:numId w:val="1038"/>
+          <w:numId w:val="1039"/>
         </w:numPr>
         <w:pStyle w:val="Compact"/>
       </w:pPr>
       <w:r>
+        <w:t xml:space="preserve">Erzeugen, Kopieren, Verschieben, Umbenennen und Löschen,</w:t>
+      </w:r>
+    </w:p>
+    <w:p>
+      <w:pPr>
+        <w:numPr>
+          <w:ilvl w:val="0"/>
+          <w:numId w:val="1039"/>
+        </w:numPr>
+        <w:pStyle w:val="Compact"/>
+      </w:pPr>
+      <w:r>
+        <w:t xml:space="preserve">Unterschiede zwischen lokalen, vernetzten und webbasierten Speicherorten,</w:t>
+      </w:r>
+    </w:p>
+    <w:p>
+      <w:pPr>
+        <w:numPr>
+          <w:ilvl w:val="0"/>
+          <w:numId w:val="1039"/>
+        </w:numPr>
+        <w:pStyle w:val="Compact"/>
+      </w:pPr>
+      <w:r>
+        <w:t xml:space="preserve">Hinweise und Fehlermeldungen des Betriebssystems bzw. der Anwendung lesen und angemessen reagieren.</w:t>
+      </w:r>
+    </w:p>
+    <w:p>
+      <w:pPr>
+        <w:pStyle w:val="FirstParagraph"/>
+      </w:pPr>
+      <w:r>
+        <w:t xml:space="preserve">Der Praxisauftrag sollte möglichst am tatsächlich verwendeten Schulnetz bzw. der Lernplattform durchgeführt werden. Wenn mehrere Betriebssysteme oder Tablets verfügbar sind, kann ausdrücklich verglichen werden, wie derselbe fachliche Vorgang unterschiedlich dargestellt wird.</w:t>
+      </w:r>
+    </w:p>
+    <w:bookmarkStart w:id="146" w:name="fehlermeldungen-didaktisch-nutzen"/>
+    <w:p>
+      <w:pPr>
+        <w:pStyle w:val="Heading3"/>
+      </w:pPr>
+      <w:r>
+        <w:t xml:space="preserve">Fehlermeldungen didaktisch nutzen</w:t>
+      </w:r>
+    </w:p>
+    <w:p>
+      <w:pPr>
+        <w:pStyle w:val="FirstParagraph"/>
+      </w:pPr>
+      <w:r>
+        <w:t xml:space="preserve">Nicht nur erklären, sondern eine ungefährliche Fehlersituation gezielt erzeugen, beispielsweise:</w:t>
+      </w:r>
+    </w:p>
+    <w:p>
+      <w:pPr>
+        <w:numPr>
+          <w:ilvl w:val="0"/>
+          <w:numId w:val="1040"/>
+        </w:numPr>
+        <w:pStyle w:val="Compact"/>
+      </w:pPr>
+      <w:r>
+        <w:t xml:space="preserve">Datei unter bereits vorhandenem Namen speichern,</w:t>
+      </w:r>
+    </w:p>
+    <w:p>
+      <w:pPr>
+        <w:numPr>
+          <w:ilvl w:val="0"/>
+          <w:numId w:val="1040"/>
+        </w:numPr>
+        <w:pStyle w:val="Compact"/>
+      </w:pPr>
+      <w:r>
+        <w:t xml:space="preserve">Netzwerkverbindung fehlt,</w:t>
+      </w:r>
+    </w:p>
+    <w:p>
+      <w:pPr>
+        <w:numPr>
+          <w:ilvl w:val="0"/>
+          <w:numId w:val="1040"/>
+        </w:numPr>
+        <w:pStyle w:val="Compact"/>
+      </w:pPr>
+      <w:r>
+        <w:t xml:space="preserve">Datei an einem nicht erwarteten Ort speichern,</w:t>
+      </w:r>
+    </w:p>
+    <w:p>
+      <w:pPr>
+        <w:numPr>
+          <w:ilvl w:val="0"/>
+          <w:numId w:val="1040"/>
+        </w:numPr>
+        <w:pStyle w:val="Compact"/>
+      </w:pPr>
+      <w:r>
+        <w:t xml:space="preserve">schreibgeschützten/ungeeigneten Speicherort demonstrieren.</w:t>
+      </w:r>
+    </w:p>
+    <w:p>
+      <w:pPr>
+        <w:pStyle w:val="FirstParagraph"/>
+      </w:pPr>
+      <w:r>
+        <w:t xml:space="preserve">Vorgehensschema an der Tafel sichern:</w:t>
+      </w:r>
+    </w:p>
+    <w:p>
+      <w:pPr>
+        <w:numPr>
+          <w:ilvl w:val="0"/>
+          <w:numId w:val="1041"/>
+        </w:numPr>
+        <w:pStyle w:val="Compact"/>
+      </w:pPr>
+      <w:r>
+        <w:t xml:space="preserve">Meldung lesen.</w:t>
+      </w:r>
+    </w:p>
+    <w:p>
+      <w:pPr>
+        <w:numPr>
+          <w:ilvl w:val="0"/>
+          <w:numId w:val="1041"/>
+        </w:numPr>
+        <w:pStyle w:val="Compact"/>
+      </w:pPr>
+      <w:r>
+        <w:t xml:space="preserve">eigene letzte Aktion benennen.</w:t>
+      </w:r>
+    </w:p>
+    <w:p>
+      <w:pPr>
+        <w:numPr>
+          <w:ilvl w:val="0"/>
+          <w:numId w:val="1041"/>
+        </w:numPr>
+        <w:pStyle w:val="Compact"/>
+      </w:pPr>
+      <w:r>
+        <w:t xml:space="preserve">mögliche Ursache bestimmen.</w:t>
+      </w:r>
+    </w:p>
+    <w:p>
+      <w:pPr>
+        <w:numPr>
+          <w:ilvl w:val="0"/>
+          <w:numId w:val="1041"/>
+        </w:numPr>
+        <w:pStyle w:val="Compact"/>
+      </w:pPr>
+      <w:r>
+        <w:t xml:space="preserve">passende Korrektur auswählen.</w:t>
+      </w:r>
+    </w:p>
+    <w:p>
+      <w:pPr>
+        <w:numPr>
+          <w:ilvl w:val="0"/>
+          <w:numId w:val="1041"/>
+        </w:numPr>
+        <w:pStyle w:val="Compact"/>
+      </w:pPr>
+      <w:r>
+        <w:t xml:space="preserve">erst danach erneut versuchen.</w:t>
+      </w:r>
+    </w:p>
+    <w:bookmarkEnd w:id="146"/>
+    <w:bookmarkEnd w:id="147"/>
+    <w:bookmarkStart w:id="148" w:name="typische-fehlvorstellungen-5"/>
+    <w:p>
+      <w:pPr>
+        <w:pStyle w:val="Heading2"/>
+      </w:pPr>
+      <w:r>
+        <w:t xml:space="preserve">Typische Fehlvorstellungen</w:t>
+      </w:r>
+    </w:p>
+    <w:p>
+      <w:pPr>
+        <w:numPr>
+          <w:ilvl w:val="0"/>
+          <w:numId w:val="1042"/>
+        </w:numPr>
+        <w:pStyle w:val="Compact"/>
+      </w:pPr>
+      <w:r>
+        <w:t xml:space="preserve">„Software = App“ – Betriebssysteme und Werkzeuge sind ebenfalls Software.</w:t>
+      </w:r>
+    </w:p>
+    <w:p>
+      <w:pPr>
+        <w:numPr>
+          <w:ilvl w:val="0"/>
+          <w:numId w:val="1042"/>
+        </w:numPr>
+        <w:pStyle w:val="Compact"/>
+      </w:pPr>
+      <w:r>
+        <w:t xml:space="preserve">„Kostenlos = Open Source“ – Preis und Lizenzmodell sind unterschiedliche Eigenschaften.</w:t>
+      </w:r>
+    </w:p>
+    <w:p>
+      <w:pPr>
+        <w:numPr>
+          <w:ilvl w:val="0"/>
+          <w:numId w:val="1042"/>
+        </w:numPr>
+        <w:pStyle w:val="Compact"/>
+      </w:pPr>
+      <w:r>
+        <w:t xml:space="preserve">„Mehr GHz bedeutet immer schneller“ – die Gesamtleistung hängt von mehreren Komponenten und der Aufgabe ab.</w:t>
+      </w:r>
+    </w:p>
+    <w:p>
+      <w:pPr>
+        <w:numPr>
+          <w:ilvl w:val="0"/>
+          <w:numId w:val="1042"/>
+        </w:numPr>
+        <w:pStyle w:val="Compact"/>
+      </w:pPr>
+      <w:r>
+        <w:t xml:space="preserve">„Cloud ist kein richtiger Speicher“ – Cloudspeicher liegt auf entfernten realen Informatiksystemen.</w:t>
+      </w:r>
+    </w:p>
+    <w:p>
+      <w:pPr>
+        <w:numPr>
+          <w:ilvl w:val="0"/>
+          <w:numId w:val="1042"/>
+        </w:numPr>
+        <w:pStyle w:val="Compact"/>
+      </w:pPr>
+      <w:r>
+        <w:t xml:space="preserve">„Kopieren und Verschieben sind dasselbe“ – beim Kopieren bleibt das Original erhalten.</w:t>
+      </w:r>
+    </w:p>
+    <w:p>
+      <w:pPr>
+        <w:numPr>
+          <w:ilvl w:val="0"/>
+          <w:numId w:val="1042"/>
+        </w:numPr>
+        <w:pStyle w:val="Compact"/>
+      </w:pPr>
+      <w:r>
         <w:t xml:space="preserve">„Die Dateiendung bestimmt allein den Inhalt“ – sie kennzeichnet das erwartete Format, ersetzt aber nicht dessen tatsächliche Struktur.</w:t>
       </w:r>
     </w:p>
-    <w:bookmarkEnd w:id="146"/>
-    <w:bookmarkStart w:id="147" w:name="prüfungsrelevant-2"/>
+    <w:p>
+      <w:pPr>
+        <w:numPr>
+          <w:ilvl w:val="0"/>
+          <w:numId w:val="1042"/>
+        </w:numPr>
+        <w:pStyle w:val="Compact"/>
+      </w:pPr>
+      <w:r>
+        <w:t xml:space="preserve">„Fehlermeldungen sind nur Störungen“ – sie liefern Informationen zur Ursache.</w:t>
+      </w:r>
+    </w:p>
+    <w:bookmarkEnd w:id="148"/>
+    <w:bookmarkStart w:id="149" w:name="prüfungsrelevant-2"/>
     <w:p>
       <w:pPr>
         <w:pStyle w:val="Heading2"/>
@@ -7816,11 +8307,11 @@
         <w:pStyle w:val="FirstParagraph"/>
       </w:pPr>
       <w:r>
-        <w:t xml:space="preserve">Grundbegriffe Hardware/Software, Prozessor/Speicher, flüchtig/nichtflüchtig, Bit/Byte, Datei/Dateityp/Ordner/Pfad sowie grundlegende Dateioperationen.</w:t>
-      </w:r>
-    </w:p>
-    <w:bookmarkEnd w:id="147"/>
-    <w:bookmarkEnd w:id="148"/>
+        <w:t xml:space="preserve">Grundbegriffe und Zusammenhänge: Hardware/Software, Betriebssystem/Anwendung, EVA mit Speicher, grundlegende Lizenzformen, wesentliche Speichereigenschaften, flüchtig/nichtflüchtig, Bit/Byte, Datei/Dateityp/Ordner/Pfad sowie Dateioperationen und angemessenes Reagieren auf Hinweise und Fehlermeldungen.</w:t>
+      </w:r>
+    </w:p>
+    <w:bookmarkEnd w:id="149"/>
+    <w:bookmarkEnd w:id="150"/>
     <w:sectPr>
       <w:headerReference r:id="rId9" w:type="default"/>
       <w:footerReference r:id="rId11" w:type="default"/>
@@ -7851,7 +8342,7 @@
       <w:rPr>
         <w:sz w:val="16"/>
       </w:rPr>
-      <w:t>Unterrichtsmaterial Oberschule Sachsen · Version v0.4.0-341-g0b15cca-dirty · Build 17.08.2026</w:t>
+      <w:t>Unterrichtsmaterial Oberschule Sachsen · Version v0.4.0-356-g3db0967-dirty · Build 17.08.2026</w:t>
     </w:r>
   </w:p>
 </w:ftr>
@@ -8518,6 +9009,45 @@
     <w:abstractNumId w:val="991"/>
   </w:num>
   <w:num w:numId="1038">
+    <w:abstractNumId w:val="991"/>
+  </w:num>
+  <w:num w:numId="1039">
+    <w:abstractNumId w:val="991"/>
+  </w:num>
+  <w:num w:numId="1040">
+    <w:abstractNumId w:val="991"/>
+  </w:num>
+  <w:num w:numId="1041">
+    <w:abstractNumId w:val="99411"/>
+    <w:lvlOverride w:ilvl="0">
+      <w:startOverride w:val="1"/>
+    </w:lvlOverride>
+    <w:lvlOverride w:ilvl="1">
+      <w:startOverride w:val="1"/>
+    </w:lvlOverride>
+    <w:lvlOverride w:ilvl="2">
+      <w:startOverride w:val="1"/>
+    </w:lvlOverride>
+    <w:lvlOverride w:ilvl="3">
+      <w:startOverride w:val="1"/>
+    </w:lvlOverride>
+    <w:lvlOverride w:ilvl="4">
+      <w:startOverride w:val="1"/>
+    </w:lvlOverride>
+    <w:lvlOverride w:ilvl="5">
+      <w:startOverride w:val="1"/>
+    </w:lvlOverride>
+    <w:lvlOverride w:ilvl="6">
+      <w:startOverride w:val="1"/>
+    </w:lvlOverride>
+    <w:lvlOverride w:ilvl="7">
+      <w:startOverride w:val="1"/>
+    </w:lvlOverride>
+    <w:lvlOverride w:ilvl="8">
+      <w:startOverride w:val="1"/>
+    </w:lvlOverride>
+  </w:num>
+  <w:num w:numId="1042">
     <w:abstractNumId w:val="991"/>
   </w:num>
 </w:numbering>

--- a/Ausgabe/Klasse_7/01_Informatik_im_Alltag/02_Lehrerband.docx
+++ b/Ausgabe/Klasse_7/01_Informatik_im_Alltag/02_Lehrerband.docx
@@ -8342,7 +8342,7 @@
       <w:rPr>
         <w:sz w:val="16"/>
       </w:rPr>
-      <w:t>Unterrichtsmaterial Oberschule Sachsen · Version v0.4.0-356-g3db0967-dirty · Build 17.08.2026</w:t>
+      <w:t>Unterrichtsmaterial Oberschule Sachsen · Version v0.4.0-376-gf442749-dirty · Build 17.08.2026</w:t>
     </w:r>
   </w:p>
 </w:ftr>

--- a/Ausgabe/Klasse_7/01_Informatik_im_Alltag/02_Lehrerband.docx
+++ b/Ausgabe/Klasse_7/01_Informatik_im_Alltag/02_Lehrerband.docx
@@ -8342,7 +8342,7 @@
       <w:rPr>
         <w:sz w:val="16"/>
       </w:rPr>
-      <w:t>Unterrichtsmaterial Oberschule Sachsen · Version v0.4.0-356-g3db0967-dirty · Build 17.08.2026</w:t>
+      <w:t>Unterrichtsmaterial Oberschule Sachsen · Version v0.4.0-376-g6ba679b-dirty · Build 17.08.2026</w:t>
     </w:r>
   </w:p>
 </w:ftr>

--- a/Ausgabe/Klasse_7/01_Informatik_im_Alltag/02_Lehrerband.docx
+++ b/Ausgabe/Klasse_7/01_Informatik_im_Alltag/02_Lehrerband.docx
@@ -8342,7 +8342,7 @@
       <w:rPr>
         <w:sz w:val="16"/>
       </w:rPr>
-      <w:t>Unterrichtsmaterial Oberschule Sachsen · Version v0.4.0-356-g3db0967-dirty · Build 17.08.2026</w:t>
+      <w:t>Unterrichtsmaterial Oberschule Sachsen · Version v0.4.0-378-g61c0f2a-dirty · Build 17.08.2026</w:t>
     </w:r>
   </w:p>
 </w:ftr>

--- a/Ausgabe/Klasse_7/01_Informatik_im_Alltag/02_Lehrerband.docx
+++ b/Ausgabe/Klasse_7/01_Informatik_im_Alltag/02_Lehrerband.docx
@@ -8342,7 +8342,7 @@
       <w:rPr>
         <w:sz w:val="16"/>
       </w:rPr>
-      <w:t>Unterrichtsmaterial Oberschule Sachsen · Version v0.4.0-356-g3db0967-dirty · Build 17.08.2026</w:t>
+      <w:t>Unterrichtsmaterial Oberschule Sachsen · Version v0.4.0-367-gb55ec7c-dirty · Build 17.08.2026</w:t>
     </w:r>
   </w:p>
 </w:ftr>

--- a/Ausgabe/Klasse_7/01_Informatik_im_Alltag/02_Lehrerband.docx
+++ b/Ausgabe/Klasse_7/01_Informatik_im_Alltag/02_Lehrerband.docx
@@ -8342,7 +8342,7 @@
       <w:rPr>
         <w:sz w:val="16"/>
       </w:rPr>
-      <w:t>Unterrichtsmaterial Oberschule Sachsen · Version v0.4.0-376-gf442749-dirty · Build 17.08.2026</w:t>
+      <w:t>Unterrichtsmaterial Oberschule Sachsen · Version v0.4.0-410-g8744ce6-dirty · Build 17.08.2026</w:t>
     </w:r>
   </w:p>
 </w:ftr>

--- a/Ausgabe/Klasse_7/01_Informatik_im_Alltag/02_Lehrerband.docx
+++ b/Ausgabe/Klasse_7/01_Informatik_im_Alltag/02_Lehrerband.docx
@@ -8342,7 +8342,7 @@
       <w:rPr>
         <w:sz w:val="16"/>
       </w:rPr>
-      <w:t>Unterrichtsmaterial Oberschule Sachsen · Version v0.4.0-410-g8744ce6-dirty · Build 17.08.2026</w:t>
+      <w:t>Unterrichtsmaterial Oberschule Sachsen · Version v0.4.0-444-gad95bb4-dirty · Build 18.08.2026</w:t>
     </w:r>
   </w:p>
 </w:ftr>

--- a/Ausgabe/Klasse_7/01_Informatik_im_Alltag/02_Lehrerband.docx
+++ b/Ausgabe/Klasse_7/01_Informatik_im_Alltag/02_Lehrerband.docx
@@ -8342,7 +8342,7 @@
       <w:rPr>
         <w:sz w:val="16"/>
       </w:rPr>
-      <w:t>Unterrichtsmaterial Oberschule Sachsen · Version v0.4.0-444-gad95bb4-dirty · Build 18.08.2026</w:t>
+      <w:t>Unterrichtsmaterial Oberschule Sachsen · Version v0.4.0-459-gb11fd20-dirty · Build 18.08.2026</w:t>
     </w:r>
   </w:p>
 </w:ftr>

--- a/Ausgabe/Klasse_7/01_Informatik_im_Alltag/02_Lehrerband.docx
+++ b/Ausgabe/Klasse_7/01_Informatik_im_Alltag/02_Lehrerband.docx
@@ -8342,7 +8342,7 @@
       <w:rPr>
         <w:sz w:val="16"/>
       </w:rPr>
-      <w:t>Unterrichtsmaterial Oberschule Sachsen · Version v0.4.0-459-gb11fd20-dirty · Build 18.08.2026</w:t>
+      <w:t>Unterrichtsmaterial Oberschule Sachsen · Version v0.4.0-444-gad95bb4-dirty · Build 18.08.2026</w:t>
     </w:r>
   </w:p>
 </w:ftr>

--- a/Ausgabe/Klasse_7/01_Informatik_im_Alltag/02_Lehrerband.docx
+++ b/Ausgabe/Klasse_7/01_Informatik_im_Alltag/02_Lehrerband.docx
@@ -8342,7 +8342,7 @@
       <w:rPr>
         <w:sz w:val="16"/>
       </w:rPr>
-      <w:t>Unterrichtsmaterial Oberschule Sachsen · Version v0.4.0-444-gad95bb4-dirty · Build 18.08.2026</w:t>
+      <w:t>Unterrichtsmaterial Oberschule Sachsen · Version v0.4.0-489-gf58e499-dirty · Build 18.08.2026</w:t>
     </w:r>
   </w:p>
 </w:ftr>

--- a/Ausgabe/Klasse_7/01_Informatik_im_Alltag/02_Lehrerband.docx
+++ b/Ausgabe/Klasse_7/01_Informatik_im_Alltag/02_Lehrerband.docx
@@ -8342,7 +8342,7 @@
       <w:rPr>
         <w:sz w:val="16"/>
       </w:rPr>
-      <w:t>Unterrichtsmaterial Oberschule Sachsen · Version v0.4.0-444-gad95bb4-dirty · Build 18.08.2026</w:t>
+      <w:t>Unterrichtsmaterial Oberschule Sachsen · Version v0.4.0-490-g2532335-dirty · Build 18.08.2026</w:t>
     </w:r>
   </w:p>
 </w:ftr>

--- a/Ausgabe/Klasse_7/01_Informatik_im_Alltag/02_Lehrerband.docx
+++ b/Ausgabe/Klasse_7/01_Informatik_im_Alltag/02_Lehrerband.docx
@@ -8342,7 +8342,7 @@
       <w:rPr>
         <w:sz w:val="16"/>
       </w:rPr>
-      <w:t>Unterrichtsmaterial Oberschule Sachsen · Version v0.4.0-490-g2532335-dirty · Build 18.08.2026</w:t>
+      <w:t>Unterrichtsmaterial Oberschule Sachsen · Version v0.4.0-521-gfaabf71-dirty · Build 19.08.2026</w:t>
     </w:r>
   </w:p>
 </w:ftr>

--- a/Ausgabe/Klasse_7/01_Informatik_im_Alltag/02_Lehrerband.docx
+++ b/Ausgabe/Klasse_7/01_Informatik_im_Alltag/02_Lehrerband.docx
@@ -8342,7 +8342,7 @@
       <w:rPr>
         <w:sz w:val="16"/>
       </w:rPr>
-      <w:t>Unterrichtsmaterial Oberschule Sachsen · Version v0.4.0-490-g2532335-dirty · Build 18.08.2026</w:t>
+      <w:t>Unterrichtsmaterial Oberschule Sachsen · Version v0.4.0-521-g87c4bcc-dirty · Build 19.08.2026</w:t>
     </w:r>
   </w:p>
 </w:ftr>

--- a/Ausgabe/Klasse_7/01_Informatik_im_Alltag/02_Lehrerband.docx
+++ b/Ausgabe/Klasse_7/01_Informatik_im_Alltag/02_Lehrerband.docx
@@ -8342,7 +8342,7 @@
       <w:rPr>
         <w:sz w:val="16"/>
       </w:rPr>
-      <w:t>Unterrichtsmaterial Oberschule Sachsen · Version v0.4.0-521-g87c4bcc-dirty · Build 19.08.2026</w:t>
+      <w:t>Unterrichtsmaterial Oberschule Sachsen · Version v0.4.0-527-gca6ed1b-dirty · Build 19.08.2026</w:t>
     </w:r>
   </w:p>
 </w:ftr>

--- a/Ausgabe/Klasse_7/01_Informatik_im_Alltag/02_Lehrerband.docx
+++ b/Ausgabe/Klasse_7/01_Informatik_im_Alltag/02_Lehrerband.docx
@@ -8342,7 +8342,7 @@
       <w:rPr>
         <w:sz w:val="16"/>
       </w:rPr>
-      <w:t>Unterrichtsmaterial Oberschule Sachsen · Version v0.4.0-527-gca6ed1b-dirty · Build 19.08.2026</w:t>
+      <w:t>Unterrichtsmaterial Oberschule Sachsen · Version v0.4.0-530-gbb43ae4-dirty · Build 20.08.2026</w:t>
     </w:r>
   </w:p>
 </w:ftr>

--- a/Ausgabe/Klasse_7/01_Informatik_im_Alltag/02_Lehrerband.docx
+++ b/Ausgabe/Klasse_7/01_Informatik_im_Alltag/02_Lehrerband.docx
@@ -8342,7 +8342,7 @@
       <w:rPr>
         <w:sz w:val="16"/>
       </w:rPr>
-      <w:t>Unterrichtsmaterial Oberschule Sachsen · Version v0.4.0-530-gbb43ae4-dirty · Build 20.08.2026</w:t>
+      <w:t>Unterrichtsmaterial Oberschule Sachsen · Version v0.4.0-534-gc09a6c6-dirty · Build 20.08.2026</w:t>
     </w:r>
   </w:p>
 </w:ftr>
